--- a/recursos/comercial/B2B/CONVENIO_HEIIU_BUSINESS_PARTNER_v1.docx
+++ b/recursos/comercial/B2B/CONVENIO_HEIIU_BUSINESS_PARTNER_v1.docx
@@ -74,7 +74,7 @@
         <w:rPr>
           <w:sz w:val="19"/>
         </w:rPr>
-        <w:t>(a) Los colaboradores con ingresos de hasta 1,5 SMMLV que presenten carta de postulación de LA EMPRESA ALIADA y desprendible de nómina acceden a la Beca Transformación del Fondo de Becas Heiiu (techo del 45% sobre la tarifa de lista), dentro de los cupos trimestrales del Fondo y conforme a su Reglamento (artículo 3.5). (b) Los demás colaboradores reciben el beneficio de convenio: pago a cuotas con el porcentaje de contado de su perfil. (c) Los beneficios no se acumulan entre sí ni con otras becas: se aplica siempre el mejor beneficio al que el colaborador califique. (d) El beneficio puede extenderse al cónyuge o a un hijo mayor de 14 años del colaborador, con la misma carta de postulación.</w:t>
+        <w:t>(a) Todo colaborador que presente carta de postulación de LA EMPRESA ALIADA accede a la columna Transformación del Fondo de Becas Heiiu (45% de contado o 36% a cuotas sobre la tarifa de lista del programa completo; proporcional en los demás paquetes), conforme al Reglamento del Fondo, artículo 3.5. (b) BECA [EMPRESA]: hasta tres colaboradores por ciclo, elegidos por LA EMPRESA ALIADA, reciben el 45% aunque paguen a cuotas, más los libros del programa y prioridad de cupo; si los tres cumplen las condiciones de permanencia, LA EMPRESA ALIADA desbloquea hasta dos becas adicionales el ciclo siguiente. (c) Los beneficios no se acumulan entre sí ni con otras becas: se aplica el mejor al que el colaborador califique. (d) El beneficio puede extenderse al cónyuge o a un hijo mayor de 14 años del colaborador, con la misma carta de postulación.</w:t>
       </w:r>
     </w:p>
     <w:p>
@@ -92,7 +92,7 @@
         <w:rPr>
           <w:sz w:val="19"/>
         </w:rPr>
-        <w:t>Ceremonia de entrega de las becas con certificado a nombre de LA EMPRESA ALIADA; reporte periódico del avance académico de sus colaboradores becados (asistencia y cumplimiento, nunca notas); y un diagnóstico de nivel de inglés para su equipo, hasta diez personas, sin costo. Opcionalmente, acceso a la vitrina Heiiu Student Partner de egresados destacados, sin obligación de contratación.</w:t>
+        <w:t>Entrega de las Becas [Empresa] con certificado a nombre de LA EMPRESA ALIADA (en la empresa o en la sede); reporte periódico del avance académico de sus colaboradores becados (asistencia y cumplimiento, nunca notas); y un diagnóstico de nivel de inglés para su equipo, hasta diez personas, sin costo. Opcionalmente, acceso a la vitrina Heiiu Student Partner de egresados destacados, sin obligación de contratación.</w:t>
       </w:r>
     </w:p>
     <w:p>
@@ -128,7 +128,7 @@
         <w:rPr>
           <w:sz w:val="19"/>
         </w:rPr>
-        <w:t>Este convenio no es un contrato de formación corporativa, no otorga exclusividad, no constituye intermediación laboral ni promete empleo, visas ni resultados a ningún colaborador. La formación pagada para el equipo de LA EMPRESA ALIADA, si la hubiere, se acuerda por separado con la gerencia de la academia.</w:t>
+        <w:t>Este convenio no otorga exclusividad, no constituye intermediación laboral ni promete empleo, visas ni resultados a ningún colaborador. Si LA EMPRESA ALIADA desea pagar directamente el programa de sus colaboradores (Plan Empresa: tarifa corporativa por volumen, mínimo tres cupos, con factura y copago permitido), ello se acuerda por separado con la gerencia de la academia.</w:t>
       </w:r>
     </w:p>
     <w:p>

--- a/recursos/comercial/B2B/CONVENIO_HEIIU_BUSINESS_PARTNER_v1.docx
+++ b/recursos/comercial/B2B/CONVENIO_HEIIU_BUSINESS_PARTNER_v1.docx
@@ -74,7 +74,7 @@
         <w:rPr>
           <w:sz w:val="19"/>
         </w:rPr>
-        <w:t>(a) Todo colaborador que presente carta de postulación de LA EMPRESA ALIADA accede a la columna Transformación del Fondo de Becas Heiiu (45% de contado o 36% a cuotas sobre la tarifa de lista del programa completo; proporcional en los demás paquetes), conforme al Reglamento del Fondo, artículo 3.5. (b) BECA [EMPRESA]: hasta tres colaboradores por ciclo, elegidos por LA EMPRESA ALIADA, reciben el 45% aunque paguen a cuotas, más los libros del programa y prioridad de cupo; si los tres cumplen las condiciones de permanencia, LA EMPRESA ALIADA desbloquea hasta dos becas adicionales el ciclo siguiente. (c) Los beneficios no se acumulan entre sí ni con otras becas: se aplica el mejor al que el colaborador califique. (d) El beneficio puede extenderse al cónyuge o a un hijo mayor de 14 años del colaborador, con la misma carta de postulación.</w:t>
+        <w:t>(a) Todo colaborador que presente carta de postulación de LA EMPRESA ALIADA accede a la columna Transformación del Fondo de Becas Heiiu (45% de contado o 36% a cuotas sobre la tarifa de lista del programa completo; proporcional en los demás paquetes), conforme al Reglamento del Fondo, artículo 3.5. (b) BECA [EMPRESA]: hasta tres colaboradores por trimestre calendario, elegidos por LA EMPRESA ALIADA, reciben el 45% aunque paguen a cuotas, más los libros del programa y prioridad de cupo; si los tres cumplen las condiciones de permanencia, LA EMPRESA ALIADA desbloquea hasta dos becas adicionales para el trimestre siguiente (las no usadas no se acumulan). (c) Los beneficios no se acumulan entre sí ni con otras becas: se aplica el mejor al que el colaborador califique. (d) El beneficio puede extenderse al cónyuge o a un hijo mayor de 14 años del colaborador, con la misma carta de postulación.</w:t>
       </w:r>
     </w:p>
     <w:p>

--- a/recursos/comercial/B2B/CONVENIO_HEIIU_BUSINESS_PARTNER_v1.docx
+++ b/recursos/comercial/B2B/CONVENIO_HEIIU_BUSINESS_PARTNER_v1.docx
@@ -74,7 +74,7 @@
         <w:rPr>
           <w:sz w:val="19"/>
         </w:rPr>
-        <w:t>(a) Todo colaborador que presente carta de postulación de LA EMPRESA ALIADA accede a la columna Transformación del Fondo de Becas Heiiu (45% de contado o 36% a cuotas sobre la tarifa de lista del programa completo; proporcional en los demás paquetes), conforme al Reglamento del Fondo, artículo 3.5. (b) BECA [EMPRESA]: hasta tres colaboradores por trimestre calendario, elegidos por LA EMPRESA ALIADA, reciben el 45% aunque paguen a cuotas, más los libros del programa y prioridad de cupo; si los tres cumplen las condiciones de permanencia, LA EMPRESA ALIADA desbloquea hasta dos becas adicionales para el trimestre siguiente (las no usadas no se acumulan). (c) Los beneficios no se acumulan entre sí ni con otras becas: se aplica el mejor al que el colaborador califique. (d) El beneficio puede extenderse al cónyuge o a un hijo mayor de 14 años del colaborador, con la misma carta de postulación.</w:t>
+        <w:t>(a) Todo colaborador que presente carta de postulación de LA EMPRESA ALIADA accede a la columna Transformación del Fondo de Becas Heiiu (45% de contado o 36% a cuotas sobre la tarifa de lista del programa completo; proporcional en los demás paquetes), conforme al Reglamento del Fondo, artículo 3.5. (b) BECA [EMPRESA]: hasta tres colaboradores por trimestre calendario, elegidos por LA EMPRESA ALIADA, reciben el 45% aunque paguen a cuotas, más los libros del programa y prioridad de cupo; escalera: el cupo base es de tres becas por trimestre; sube a cinco para el trimestre siguiente cuando todos los becados activos de LA EMPRESA ALIADA cumplieron (asistencia mínima del 80% y pagos al día); si alguno incumple, vuelve a tres; nunca pasa de cinco ni se acumula. (c) Los beneficios no se acumulan entre sí ni con otras becas: se aplica el mejor al que el colaborador califique. (d) El beneficio puede extenderse al cónyuge o a un hijo mayor de 14 años del colaborador, con la misma carta de postulación.</w:t>
       </w:r>
     </w:p>
     <w:p>

--- a/recursos/comercial/B2B/CONVENIO_HEIIU_BUSINESS_PARTNER_v1.docx
+++ b/recursos/comercial/B2B/CONVENIO_HEIIU_BUSINESS_PARTNER_v1.docx
@@ -128,7 +128,7 @@
         <w:rPr>
           <w:sz w:val="19"/>
         </w:rPr>
-        <w:t>Este convenio no otorga exclusividad, no constituye intermediación laboral ni promete empleo, visas ni resultados a ningún colaborador. Si LA EMPRESA ALIADA desea pagar directamente el programa de sus colaboradores (Plan Empresa: tarifa corporativa por volumen, mínimo tres cupos, con factura y copago permitido), ello se acuerda por separado con la gerencia de la academia.</w:t>
+        <w:t>Este convenio no otorga exclusividad, no constituye intermediación laboral ni promete empleo, visas ni resultados a ningún colaborador. Si LA EMPRESA ALIADA desea pagar directamente el programa de sus colaboradores, aplica el Plan Empresa: tarifa corporativa por cupo, de 3 a 7 cupos con el formato estándar (ORDEN PLAN EMPRESA), y de 8 en adelante o con condiciones distintas, por acuerdo con la gerencia de la academia.</w:t>
       </w:r>
     </w:p>
     <w:p>

--- a/recursos/comercial/B2B/CONVENIO_HEIIU_BUSINESS_PARTNER_v1.docx
+++ b/recursos/comercial/B2B/CONVENIO_HEIIU_BUSINESS_PARTNER_v1.docx
@@ -74,7 +74,7 @@
         <w:rPr>
           <w:sz w:val="19"/>
         </w:rPr>
-        <w:t>(a) Todo colaborador que presente carta de postulación de LA EMPRESA ALIADA accede a la columna Transformación del Fondo de Becas Heiiu (45% de contado o 36% a cuotas sobre la tarifa de lista del programa completo; proporcional en los demás paquetes), conforme al Reglamento del Fondo, artículo 3.5. (b) BECA [EMPRESA]: hasta tres colaboradores por trimestre calendario, elegidos por LA EMPRESA ALIADA, reciben el 45% aunque paguen a cuotas, más los libros del programa y prioridad de cupo; escalera: el cupo base es de tres becas por trimestre; sube a cinco para el trimestre siguiente cuando todos los becados activos de LA EMPRESA ALIADA cumplieron (asistencia mínima del 80% y pagos al día); si alguno incumple, vuelve a tres; nunca pasa de cinco ni se acumula. (c) Los beneficios no se acumulan entre sí ni con otras becas: se aplica el mejor al que el colaborador califique. (d) El beneficio puede extenderse al cónyuge o a un hijo mayor de 14 años del colaborador, con la misma carta de postulación.</w:t>
+        <w:t>(a) Todo colaborador que presente carta de postulación de LA EMPRESA ALIADA accede a la columna Transformación del Fondo de Becas Heiiu (45% de contado o 36% a cuotas sobre la tarifa de lista del programa completo; proporcional en los demás paquetes), conforme al Reglamento del Fondo, artículo 3.5. (b) BECA [EMPRESA]: hasta tres colaboradores por trimestre calendario, elegidos por LA EMPRESA ALIADA, reciben el 45% aunque paguen a cuotas, más los libros del programa y prioridad de cupo; escalera: el cupo base es de tres becas por trimestre; sube a cinco para el trimestre siguiente cuando todos los becados activos de LA EMPRESA ALIADA cumplieron (asistencia mínima del 80% y pagos al día); si alguno incumple, vuelve a tres; nunca pasa de cinco ni se acumula. (c) Los beneficios no se acumulan entre sí ni con otras becas: se aplica el mejor al que el colaborador califique. (d) El beneficio puede extenderse al cónyuge o a un hijo desde los 12 años del colaborador (menor de edad con acudiente), con la misma carta de postulación. (e) Si LA EMPRESA ALIADA tiene fundación o programa de bienestar o responsabilidad social, las Becas [Empresa] pueden asignarse a beneficiarios de esa fundación o programa, incluidas las familias de la comunidad que atiende, con carta de postulación firmada por la fundación. Las becas asignadas a familiares o a beneficiarios de la fundación cuentan dentro del mismo cupo trimestral y cumplen las mismas condiciones.</w:t>
       </w:r>
     </w:p>
     <w:p>

--- a/recursos/comercial/B2B/CONVENIO_HEIIU_BUSINESS_PARTNER_v1.docx
+++ b/recursos/comercial/B2B/CONVENIO_HEIIU_BUSINESS_PARTNER_v1.docx
@@ -249,7 +249,7 @@
           <w:color w:val="777777"/>
           <w:sz w:val="17"/>
         </w:rPr>
-        <w:t>Presentado por: ______________________________ (docente habilitado Heiiu) · Fecha de presentación: ____ / ____ / 2026</w:t>
+        <w:t>Presentado por: ______________________________ (representante comercial Heiiu) · Fecha de presentación: ____ / ____ / 2026</w:t>
       </w:r>
     </w:p>
     <w:sectPr>
